--- a/pr-preview/pr-436/bayesian-inference-handout.docx
+++ b/pr-preview/pr-436/bayesian-inference-handout.docx
@@ -15,7 +15,7 @@
         <w:pStyle w:val="Date"/>
       </w:pPr>
       <w:r>
-        <w:t xml:space="preserve">Last modified: 2026-10-22 14:37:13 (PDT)</w:t>
+        <w:t xml:space="preserve">Last modified: 2026-10-22 15:47:56 (PDT)</w:t>
       </w:r>
     </w:p>
     <w:p>
@@ -4890,7 +4890,7 @@
       <w:bookmarkStart w:id="37" w:name="eq-normal-normal-exm-3"/>
       <w:r>
         <w:t xml:space="preserve">$$
-    \mu\mid \mathord{\smash[b]{\underset{\raise.3ex\hbox{$\scriptstyle\sim$}}{x}}\vphantom{x}}\;\sim\; {\operatorname{N}\mathopen{}\left(\frac{n}{n+1}\bar{x},\; \frac{1}{n+1}\right)\mathclose{}}.
+    \mu\mid \mathord{\smash[b]{\underset{\raise.3ex\hbox{$\scriptstyle\sim$}}{x}}\vphantom{x}}\;\sim\; {\operatorname{N}\mathopen{}\left(\frac{n}{n+1}{\bar{x}},\; \frac{1}{n+1}\right)\mathclose{}}.
      \qquad(8)$$</w:t>
       </w:r>
       <w:bookmarkEnd w:id="37"/>
@@ -33486,7 +33486,7 @@
         <w:t xml:space="preserve"> </w:t>
       </w:r>
       <w:r>
-        <w:t xml:space="preserve">$T_2(\mathord{\smash[b]{\underset{\raise.3ex\hbox{$\scriptstyle\sim$}}{y}}\vphantom{y}}) = \max_g \bar{y}_g - \min_g \bar{y}_g$</w:t>
+        <w:t xml:space="preserve">$T_2(\mathord{\smash[b]{\underset{\raise.3ex\hbox{$\scriptstyle\sim$}}{y}}\vphantom{y}}) = \max_g {\bar{y}}_g - \min_g {\bar{y}}_g$</w:t>
       </w:r>
       <w:r>
         <w:t xml:space="preserve">,</w:t>
